--- a/#Deliverables/1070 Deliverable Week 7/Week_7_Sprint_Document_JobQuest.docx
+++ b/#Deliverables/1070 Deliverable Week 7/Week_7_Sprint_Document_JobQuest.docx
@@ -684,241 +684,151 @@
         <w:t>:</w:t>
       </w:r>
     </w:p>
-    <w:tbl>
-      <w:tblPr>
-        <w:tblStyle w:val="TableGrid"/>
-        <w:tblW w:w="0" w:type="auto"/>
-        <w:tblLook w:val="04A0" w:firstRow="1" w:lastRow="0" w:firstColumn="1" w:lastColumn="0" w:noHBand="0" w:noVBand="1"/>
-      </w:tblPr>
-      <w:tblGrid>
-        <w:gridCol w:w="704"/>
-        <w:gridCol w:w="7926"/>
-      </w:tblGrid>
-      <w:tr>
-        <w:tc>
-          <w:tcPr>
-            <w:tcW w:w="704" w:type="dxa"/>
-          </w:tcPr>
-          <w:p>
-            <w:pPr>
-              <w:spacing w:line="276" w:lineRule="auto"/>
-              <w:rPr>
-                <w:rFonts w:ascii="Arial" w:hAnsi="Arial" w:cs="Arial"/>
-                <w:b/>
-                <w:bCs/>
-              </w:rPr>
-            </w:pPr>
-            <w:r>
-              <w:rPr>
-                <w:rFonts w:ascii="Arial" w:hAnsi="Arial" w:cs="Arial"/>
-                <w:b/>
-                <w:bCs/>
-              </w:rPr>
-              <w:t>Epic</w:t>
-            </w:r>
-          </w:p>
-        </w:tc>
-        <w:tc>
-          <w:tcPr>
-            <w:tcW w:w="7926" w:type="dxa"/>
-          </w:tcPr>
-          <w:p>
-            <w:pPr>
-              <w:spacing w:line="276" w:lineRule="auto"/>
-              <w:rPr>
-                <w:rFonts w:ascii="Arial" w:hAnsi="Arial" w:cs="Arial"/>
-                <w:b/>
-                <w:bCs/>
-              </w:rPr>
-            </w:pPr>
-            <w:r>
-              <w:rPr>
-                <w:rFonts w:ascii="Arial" w:hAnsi="Arial" w:cs="Arial"/>
-                <w:b/>
-                <w:bCs/>
-              </w:rPr>
-              <w:t>Task</w:t>
-            </w:r>
-          </w:p>
-        </w:tc>
-      </w:tr>
-      <w:tr>
-        <w:tc>
-          <w:tcPr>
-            <w:tcW w:w="704" w:type="dxa"/>
-          </w:tcPr>
-          <w:p>
-            <w:pPr>
-              <w:spacing w:line="276" w:lineRule="auto"/>
-              <w:rPr>
-                <w:rFonts w:ascii="Arial" w:hAnsi="Arial" w:cs="Arial"/>
-              </w:rPr>
-            </w:pPr>
-          </w:p>
-        </w:tc>
-        <w:tc>
-          <w:tcPr>
-            <w:tcW w:w="7926" w:type="dxa"/>
-          </w:tcPr>
-          <w:p>
-            <w:pPr>
-              <w:spacing w:line="276" w:lineRule="auto"/>
-              <w:rPr>
-                <w:rFonts w:ascii="Arial" w:hAnsi="Arial" w:cs="Arial"/>
-              </w:rPr>
-            </w:pPr>
-          </w:p>
-        </w:tc>
-      </w:tr>
-      <w:tr>
-        <w:tc>
-          <w:tcPr>
-            <w:tcW w:w="704" w:type="dxa"/>
-          </w:tcPr>
-          <w:p>
-            <w:pPr>
-              <w:spacing w:line="276" w:lineRule="auto"/>
-              <w:rPr>
-                <w:rFonts w:ascii="Arial" w:hAnsi="Arial" w:cs="Arial"/>
-              </w:rPr>
-            </w:pPr>
-          </w:p>
-        </w:tc>
-        <w:tc>
-          <w:tcPr>
-            <w:tcW w:w="7926" w:type="dxa"/>
-          </w:tcPr>
-          <w:p>
-            <w:pPr>
-              <w:spacing w:line="276" w:lineRule="auto"/>
-              <w:rPr>
-                <w:rFonts w:ascii="Arial" w:hAnsi="Arial" w:cs="Arial"/>
-              </w:rPr>
-            </w:pPr>
-          </w:p>
-        </w:tc>
-      </w:tr>
-      <w:tr>
-        <w:tc>
-          <w:tcPr>
-            <w:tcW w:w="704" w:type="dxa"/>
-          </w:tcPr>
-          <w:p>
-            <w:pPr>
-              <w:spacing w:line="276" w:lineRule="auto"/>
-              <w:rPr>
-                <w:rFonts w:ascii="Arial" w:hAnsi="Arial" w:cs="Arial"/>
-              </w:rPr>
-            </w:pPr>
-          </w:p>
-        </w:tc>
-        <w:tc>
-          <w:tcPr>
-            <w:tcW w:w="7926" w:type="dxa"/>
-          </w:tcPr>
-          <w:p>
-            <w:pPr>
-              <w:spacing w:line="276" w:lineRule="auto"/>
-              <w:rPr>
-                <w:rFonts w:ascii="Arial" w:hAnsi="Arial" w:cs="Arial"/>
-                <w:lang w:val="en-CA"/>
-              </w:rPr>
-            </w:pPr>
-          </w:p>
-        </w:tc>
-      </w:tr>
-      <w:tr>
-        <w:tc>
-          <w:tcPr>
-            <w:tcW w:w="704" w:type="dxa"/>
-          </w:tcPr>
-          <w:p>
-            <w:pPr>
-              <w:spacing w:line="276" w:lineRule="auto"/>
-              <w:rPr>
-                <w:rFonts w:ascii="Arial" w:hAnsi="Arial" w:cs="Arial"/>
-              </w:rPr>
-            </w:pPr>
-          </w:p>
-        </w:tc>
-        <w:tc>
-          <w:tcPr>
-            <w:tcW w:w="7926" w:type="dxa"/>
-          </w:tcPr>
-          <w:p>
-            <w:pPr>
-              <w:spacing w:line="276" w:lineRule="auto"/>
-              <w:rPr>
-                <w:rFonts w:ascii="Arial" w:hAnsi="Arial" w:cs="Arial"/>
-                <w:lang w:val="en-CA"/>
-              </w:rPr>
-            </w:pPr>
-          </w:p>
-        </w:tc>
-      </w:tr>
-      <w:tr>
-        <w:tc>
-          <w:tcPr>
-            <w:tcW w:w="704" w:type="dxa"/>
-          </w:tcPr>
-          <w:p>
-            <w:pPr>
-              <w:spacing w:line="276" w:lineRule="auto"/>
-              <w:rPr>
-                <w:rFonts w:ascii="Arial" w:hAnsi="Arial" w:cs="Arial"/>
-              </w:rPr>
-            </w:pPr>
-          </w:p>
-        </w:tc>
-        <w:tc>
-          <w:tcPr>
-            <w:tcW w:w="7926" w:type="dxa"/>
-          </w:tcPr>
-          <w:p>
-            <w:pPr>
-              <w:spacing w:line="276" w:lineRule="auto"/>
-              <w:rPr>
-                <w:rFonts w:ascii="Arial" w:hAnsi="Arial" w:cs="Arial"/>
-                <w:lang w:val="en-CA"/>
-              </w:rPr>
-            </w:pPr>
-          </w:p>
-        </w:tc>
-      </w:tr>
-      <w:tr>
-        <w:tc>
-          <w:tcPr>
-            <w:tcW w:w="704" w:type="dxa"/>
-          </w:tcPr>
-          <w:p>
-            <w:pPr>
-              <w:spacing w:line="276" w:lineRule="auto"/>
-              <w:rPr>
-                <w:rFonts w:ascii="Arial" w:hAnsi="Arial" w:cs="Arial"/>
-              </w:rPr>
-            </w:pPr>
-          </w:p>
-        </w:tc>
-        <w:tc>
-          <w:tcPr>
-            <w:tcW w:w="7926" w:type="dxa"/>
-          </w:tcPr>
-          <w:p>
-            <w:pPr>
-              <w:spacing w:line="276" w:lineRule="auto"/>
-              <w:rPr>
-                <w:rFonts w:ascii="Arial" w:hAnsi="Arial" w:cs="Arial"/>
-                <w:lang w:val="en-CA"/>
-              </w:rPr>
-            </w:pPr>
-          </w:p>
-        </w:tc>
-      </w:tr>
-    </w:tbl>
     <w:p>
       <w:pPr>
+        <w:numPr>
+          <w:ilvl w:val="0"/>
+          <w:numId w:val="33"/>
+        </w:numPr>
         <w:rPr>
           <w:rFonts w:ascii="Arial" w:hAnsi="Arial" w:cs="Arial"/>
+          <w:lang w:val="en-CA"/>
+        </w:rPr>
+      </w:pPr>
+      <w:r>
+        <w:rPr>
+          <w:rFonts w:ascii="Arial" w:hAnsi="Arial" w:cs="Arial"/>
+          <w:b/>
+          <w:bCs/>
+          <w:lang w:val="en-CA"/>
+        </w:rPr>
+        <w:t>User Story 1:</w:t>
+      </w:r>
+      <w:r>
+        <w:rPr>
+          <w:rFonts w:ascii="Arial" w:hAnsi="Arial" w:cs="Arial"/>
+          <w:lang w:val="en-CA"/>
+        </w:rPr>
+        <w:t> Implement mock frontend screens for user profile management (Epic 1).</w:t>
+      </w:r>
+    </w:p>
+    <w:p>
+      <w:pPr>
+        <w:numPr>
+          <w:ilvl w:val="0"/>
+          <w:numId w:val="33"/>
+        </w:numPr>
+        <w:rPr>
+          <w:rFonts w:ascii="Arial" w:hAnsi="Arial" w:cs="Arial"/>
+          <w:lang w:val="en-CA"/>
+        </w:rPr>
+      </w:pPr>
+      <w:r>
+        <w:rPr>
+          <w:rFonts w:ascii="Arial" w:hAnsi="Arial" w:cs="Arial"/>
+          <w:b/>
+          <w:bCs/>
+          <w:lang w:val="en-CA"/>
+        </w:rPr>
+        <w:t>User Story 2:</w:t>
+      </w:r>
+      <w:r>
+        <w:rPr>
+          <w:rFonts w:ascii="Arial" w:hAnsi="Arial" w:cs="Arial"/>
+          <w:lang w:val="en-CA"/>
+        </w:rPr>
+        <w:t> Develop backend API endpoints for job data retrieval and filtering (Epic 2).</w:t>
+      </w:r>
+    </w:p>
+    <w:p>
+      <w:pPr>
+        <w:numPr>
+          <w:ilvl w:val="0"/>
+          <w:numId w:val="33"/>
+        </w:numPr>
+        <w:rPr>
+          <w:rFonts w:ascii="Arial" w:hAnsi="Arial" w:cs="Arial"/>
+          <w:lang w:val="en-CA"/>
+        </w:rPr>
+      </w:pPr>
+      <w:r>
+        <w:rPr>
+          <w:rFonts w:ascii="Arial" w:hAnsi="Arial" w:cs="Arial"/>
+          <w:b/>
+          <w:bCs/>
+          <w:lang w:val="en-CA"/>
+        </w:rPr>
+        <w:t>User Story 3:</w:t>
+      </w:r>
+      <w:r>
+        <w:rPr>
+          <w:rFonts w:ascii="Arial" w:hAnsi="Arial" w:cs="Arial"/>
+          <w:lang w:val="en-CA"/>
+        </w:rPr>
+        <w:t> Integrate resume management service with S3 storage for file upload and versioning (Epic 3).</w:t>
+      </w:r>
+    </w:p>
+    <w:p>
+      <w:pPr>
+        <w:numPr>
+          <w:ilvl w:val="0"/>
+          <w:numId w:val="33"/>
+        </w:numPr>
+        <w:rPr>
+          <w:rFonts w:ascii="Arial" w:hAnsi="Arial" w:cs="Arial"/>
+          <w:lang w:val="en-CA"/>
+        </w:rPr>
+      </w:pPr>
+      <w:r>
+        <w:rPr>
+          <w:rFonts w:ascii="Arial" w:hAnsi="Arial" w:cs="Arial"/>
+          <w:b/>
+          <w:bCs/>
+          <w:lang w:val="en-CA"/>
+        </w:rPr>
+        <w:t>User Story 4:</w:t>
+      </w:r>
+      <w:r>
+        <w:rPr>
+          <w:rFonts w:ascii="Arial" w:hAnsi="Arial" w:cs="Arial"/>
+          <w:lang w:val="en-CA"/>
+        </w:rPr>
+        <w:t> Build test cases for application tracking and notification services (Epic 4 &amp; 5).</w:t>
+      </w:r>
+    </w:p>
+    <w:p>
+      <w:pPr>
+        <w:numPr>
+          <w:ilvl w:val="0"/>
+          <w:numId w:val="33"/>
+        </w:numPr>
+        <w:rPr>
+          <w:rFonts w:ascii="Arial" w:hAnsi="Arial" w:cs="Arial"/>
+          <w:lang w:val="en-CA"/>
+        </w:rPr>
+      </w:pPr>
+      <w:r>
+        <w:rPr>
+          <w:rFonts w:ascii="Arial" w:hAnsi="Arial" w:cs="Arial"/>
+          <w:b/>
+          <w:bCs/>
+          <w:lang w:val="en-CA"/>
+        </w:rPr>
+        <w:t>User Story 5:</w:t>
+      </w:r>
+      <w:r>
+        <w:rPr>
+          <w:rFonts w:ascii="Arial" w:hAnsi="Arial" w:cs="Arial"/>
+          <w:lang w:val="en-CA"/>
+        </w:rPr>
+        <w:t> Conduct end-to-end testing for AI suggestion and interview preparation features (Epic 6).</w:t>
+      </w:r>
+    </w:p>
+    <w:p>
+      <w:pPr>
+        <w:rPr>
+          <w:rFonts w:ascii="Arial" w:hAnsi="Arial" w:cs="Arial"/>
+          <w:lang w:val="en-CA"/>
         </w:rPr>
       </w:pPr>
     </w:p>
@@ -941,6 +851,7 @@
           <w:sz w:val="22"/>
           <w:szCs w:val="22"/>
         </w:rPr>
+        <w:lastRenderedPageBreak/>
         <w:t>Key Features Being Developed</w:t>
       </w:r>
       <w:r>
@@ -954,6 +865,174 @@
     </w:p>
     <w:p>
       <w:pPr>
+        <w:numPr>
+          <w:ilvl w:val="0"/>
+          <w:numId w:val="34"/>
+        </w:numPr>
+        <w:rPr>
+          <w:rFonts w:ascii="Arial" w:hAnsi="Arial" w:cs="Arial"/>
+          <w:lang w:val="en-CA"/>
+        </w:rPr>
+      </w:pPr>
+      <w:r>
+        <w:rPr>
+          <w:rFonts w:ascii="Arial" w:hAnsi="Arial" w:cs="Arial"/>
+          <w:b/>
+          <w:bCs/>
+          <w:lang w:val="en-CA"/>
+        </w:rPr>
+        <w:t>User Profile Management:</w:t>
+      </w:r>
+      <w:r>
+        <w:rPr>
+          <w:rFonts w:ascii="Arial" w:hAnsi="Arial" w:cs="Arial"/>
+          <w:lang w:val="en-CA"/>
+        </w:rPr>
+        <w:t> Frontend screens and backend API for user profile CRUD operations.</w:t>
+      </w:r>
+    </w:p>
+    <w:p>
+      <w:pPr>
+        <w:numPr>
+          <w:ilvl w:val="0"/>
+          <w:numId w:val="34"/>
+        </w:numPr>
+        <w:rPr>
+          <w:rFonts w:ascii="Arial" w:hAnsi="Arial" w:cs="Arial"/>
+          <w:lang w:val="en-CA"/>
+        </w:rPr>
+      </w:pPr>
+      <w:r>
+        <w:rPr>
+          <w:rFonts w:ascii="Arial" w:hAnsi="Arial" w:cs="Arial"/>
+          <w:b/>
+          <w:bCs/>
+          <w:lang w:val="en-CA"/>
+        </w:rPr>
+        <w:t>Job Data Service:</w:t>
+      </w:r>
+      <w:r>
+        <w:rPr>
+          <w:rFonts w:ascii="Arial" w:hAnsi="Arial" w:cs="Arial"/>
+          <w:lang w:val="en-CA"/>
+        </w:rPr>
+        <w:t> API endpoints for job listing, search, and filtering.</w:t>
+      </w:r>
+    </w:p>
+    <w:p>
+      <w:pPr>
+        <w:numPr>
+          <w:ilvl w:val="0"/>
+          <w:numId w:val="34"/>
+        </w:numPr>
+        <w:rPr>
+          <w:rFonts w:ascii="Arial" w:hAnsi="Arial" w:cs="Arial"/>
+          <w:lang w:val="en-CA"/>
+        </w:rPr>
+      </w:pPr>
+      <w:r>
+        <w:rPr>
+          <w:rFonts w:ascii="Arial" w:hAnsi="Arial" w:cs="Arial"/>
+          <w:b/>
+          <w:bCs/>
+          <w:lang w:val="en-CA"/>
+        </w:rPr>
+        <w:t>Resume Management:</w:t>
+      </w:r>
+      <w:r>
+        <w:rPr>
+          <w:rFonts w:ascii="Arial" w:hAnsi="Arial" w:cs="Arial"/>
+          <w:lang w:val="en-CA"/>
+        </w:rPr>
+        <w:t> File upload, versioning, and retrieval using S3 storage.</w:t>
+      </w:r>
+    </w:p>
+    <w:p>
+      <w:pPr>
+        <w:numPr>
+          <w:ilvl w:val="0"/>
+          <w:numId w:val="34"/>
+        </w:numPr>
+        <w:rPr>
+          <w:rFonts w:ascii="Arial" w:hAnsi="Arial" w:cs="Arial"/>
+          <w:lang w:val="en-CA"/>
+        </w:rPr>
+      </w:pPr>
+      <w:r>
+        <w:rPr>
+          <w:rFonts w:ascii="Arial" w:hAnsi="Arial" w:cs="Arial"/>
+          <w:b/>
+          <w:bCs/>
+          <w:lang w:val="en-CA"/>
+        </w:rPr>
+        <w:t>Application Tracking:</w:t>
+      </w:r>
+      <w:r>
+        <w:rPr>
+          <w:rFonts w:ascii="Arial" w:hAnsi="Arial" w:cs="Arial"/>
+          <w:lang w:val="en-CA"/>
+        </w:rPr>
+        <w:t> Creation and update of job application records.</w:t>
+      </w:r>
+    </w:p>
+    <w:p>
+      <w:pPr>
+        <w:numPr>
+          <w:ilvl w:val="0"/>
+          <w:numId w:val="34"/>
+        </w:numPr>
+        <w:rPr>
+          <w:rFonts w:ascii="Arial" w:hAnsi="Arial" w:cs="Arial"/>
+          <w:lang w:val="en-CA"/>
+        </w:rPr>
+      </w:pPr>
+      <w:r>
+        <w:rPr>
+          <w:rFonts w:ascii="Arial" w:hAnsi="Arial" w:cs="Arial"/>
+          <w:b/>
+          <w:bCs/>
+          <w:lang w:val="en-CA"/>
+        </w:rPr>
+        <w:t>Notification System:</w:t>
+      </w:r>
+      <w:r>
+        <w:rPr>
+          <w:rFonts w:ascii="Arial" w:hAnsi="Arial" w:cs="Arial"/>
+          <w:lang w:val="en-CA"/>
+        </w:rPr>
+        <w:t> Integration for sending and managing user notifications.</w:t>
+      </w:r>
+    </w:p>
+    <w:p>
+      <w:pPr>
+        <w:numPr>
+          <w:ilvl w:val="0"/>
+          <w:numId w:val="34"/>
+        </w:numPr>
+        <w:rPr>
+          <w:rFonts w:ascii="Arial" w:hAnsi="Arial" w:cs="Arial"/>
+          <w:lang w:val="en-CA"/>
+        </w:rPr>
+      </w:pPr>
+      <w:r>
+        <w:rPr>
+          <w:rFonts w:ascii="Arial" w:hAnsi="Arial" w:cs="Arial"/>
+          <w:b/>
+          <w:bCs/>
+          <w:lang w:val="en-CA"/>
+        </w:rPr>
+        <w:t>AI Suggestion &amp; Interview Prep:</w:t>
+      </w:r>
+      <w:r>
+        <w:rPr>
+          <w:rFonts w:ascii="Arial" w:hAnsi="Arial" w:cs="Arial"/>
+          <w:lang w:val="en-CA"/>
+        </w:rPr>
+        <w:t> Initial integration with OpenAI API for AI-driven features.</w:t>
+      </w:r>
+    </w:p>
+    <w:p>
+      <w:pPr>
         <w:rPr>
           <w:rFonts w:ascii="Arial" w:hAnsi="Arial" w:cs="Arial"/>
           <w:u w:val="single"/>
@@ -963,17 +1042,542 @@
     </w:p>
     <w:p>
       <w:pPr>
+        <w:pStyle w:val="Heading2"/>
+        <w:numPr>
+          <w:ilvl w:val="0"/>
+          <w:numId w:val="5"/>
+        </w:numPr>
+        <w:rPr>
+          <w:rFonts w:ascii="Arial" w:hAnsi="Arial" w:cs="Arial"/>
+          <w:sz w:val="22"/>
+          <w:szCs w:val="22"/>
+        </w:rPr>
+      </w:pPr>
+      <w:r>
+        <w:rPr>
+          <w:rFonts w:ascii="Arial" w:hAnsi="Arial" w:cs="Arial"/>
+          <w:sz w:val="22"/>
+          <w:szCs w:val="22"/>
+        </w:rPr>
+        <w:t>Progress Overview</w:t>
+      </w:r>
+    </w:p>
+    <w:p>
+      <w:pPr>
+        <w:numPr>
+          <w:ilvl w:val="0"/>
+          <w:numId w:val="35"/>
+        </w:numPr>
+        <w:rPr>
+          <w:rFonts w:ascii="Arial" w:eastAsiaTheme="majorEastAsia" w:hAnsi="Arial" w:cs="Arial"/>
+          <w:b/>
+          <w:bCs/>
+          <w:color w:val="4F81BD" w:themeColor="accent1"/>
+        </w:rPr>
+      </w:pPr>
+      <w:r>
+        <w:rPr>
+          <w:rFonts w:ascii="Arial" w:eastAsiaTheme="majorEastAsia" w:hAnsi="Arial" w:cs="Arial"/>
+          <w:b/>
+          <w:bCs/>
+          <w:color w:val="4F81BD" w:themeColor="accent1"/>
+        </w:rPr>
+        <w:t>Completed:</w:t>
+      </w:r>
+    </w:p>
+    <w:p>
+      <w:pPr>
+        <w:numPr>
+          <w:ilvl w:val="1"/>
+          <w:numId w:val="35"/>
+        </w:numPr>
+        <w:rPr>
+          <w:rFonts w:ascii="Arial" w:hAnsi="Arial" w:cs="Arial"/>
+          <w:lang w:val="en-CA"/>
+        </w:rPr>
+      </w:pPr>
+      <w:r>
+        <w:rPr>
+          <w:rFonts w:ascii="Arial" w:hAnsi="Arial" w:cs="Arial"/>
+          <w:lang w:val="en-CA"/>
+        </w:rPr>
+        <w:t xml:space="preserve">Frontend </w:t>
+      </w:r>
+      <w:proofErr w:type="spellStart"/>
+      <w:r>
+        <w:rPr>
+          <w:rFonts w:ascii="Arial" w:hAnsi="Arial" w:cs="Arial"/>
+          <w:lang w:val="en-CA"/>
+        </w:rPr>
+        <w:t>mockups</w:t>
+      </w:r>
+      <w:proofErr w:type="spellEnd"/>
+      <w:r>
+        <w:rPr>
+          <w:rFonts w:ascii="Arial" w:hAnsi="Arial" w:cs="Arial"/>
+          <w:lang w:val="en-CA"/>
+        </w:rPr>
+        <w:t xml:space="preserve"> for user profile and job search screens.</w:t>
+      </w:r>
+    </w:p>
+    <w:p>
+      <w:pPr>
+        <w:numPr>
+          <w:ilvl w:val="1"/>
+          <w:numId w:val="35"/>
+        </w:numPr>
+        <w:rPr>
+          <w:rFonts w:ascii="Arial" w:hAnsi="Arial" w:cs="Arial"/>
+          <w:lang w:val="en-CA"/>
+        </w:rPr>
+      </w:pPr>
+      <w:r>
+        <w:rPr>
+          <w:rFonts w:ascii="Arial" w:hAnsi="Arial" w:cs="Arial"/>
+          <w:lang w:val="en-CA"/>
+        </w:rPr>
+        <w:t>Backend API endpoints for job data service and resume management (basic functionality).</w:t>
+      </w:r>
+    </w:p>
+    <w:p>
+      <w:pPr>
+        <w:numPr>
+          <w:ilvl w:val="1"/>
+          <w:numId w:val="35"/>
+        </w:numPr>
+        <w:rPr>
+          <w:rFonts w:ascii="Arial" w:hAnsi="Arial" w:cs="Arial"/>
+          <w:lang w:val="en-CA"/>
+        </w:rPr>
+      </w:pPr>
+      <w:r>
+        <w:rPr>
+          <w:rFonts w:ascii="Arial" w:hAnsi="Arial" w:cs="Arial"/>
+          <w:lang w:val="en-CA"/>
+        </w:rPr>
+        <w:t>Initial test cases for application tracking and notification services.</w:t>
+      </w:r>
+    </w:p>
+    <w:p>
+      <w:pPr>
+        <w:numPr>
+          <w:ilvl w:val="0"/>
+          <w:numId w:val="35"/>
+        </w:numPr>
+        <w:rPr>
+          <w:rFonts w:ascii="Arial" w:eastAsiaTheme="majorEastAsia" w:hAnsi="Arial" w:cs="Arial"/>
+          <w:b/>
+          <w:bCs/>
+          <w:color w:val="4F81BD" w:themeColor="accent1"/>
+        </w:rPr>
+      </w:pPr>
+      <w:r>
+        <w:rPr>
+          <w:rFonts w:ascii="Arial" w:eastAsiaTheme="majorEastAsia" w:hAnsi="Arial" w:cs="Arial"/>
+          <w:b/>
+          <w:bCs/>
+          <w:color w:val="4F81BD" w:themeColor="accent1"/>
+        </w:rPr>
+        <w:t>In Progress:</w:t>
+      </w:r>
+    </w:p>
+    <w:p>
+      <w:pPr>
+        <w:numPr>
+          <w:ilvl w:val="1"/>
+          <w:numId w:val="35"/>
+        </w:numPr>
+        <w:rPr>
+          <w:rFonts w:ascii="Arial" w:hAnsi="Arial" w:cs="Arial"/>
+          <w:lang w:val="en-CA"/>
+        </w:rPr>
+      </w:pPr>
+      <w:r>
+        <w:rPr>
+          <w:rFonts w:ascii="Arial" w:hAnsi="Arial" w:cs="Arial"/>
+          <w:lang w:val="en-CA"/>
+        </w:rPr>
+        <w:t>Integration of AI suggestion and interview prep services with frontend.</w:t>
+      </w:r>
+    </w:p>
+    <w:p>
+      <w:pPr>
+        <w:numPr>
+          <w:ilvl w:val="1"/>
+          <w:numId w:val="35"/>
+        </w:numPr>
+        <w:rPr>
+          <w:rFonts w:ascii="Arial" w:hAnsi="Arial" w:cs="Arial"/>
+          <w:lang w:val="en-CA"/>
+        </w:rPr>
+      </w:pPr>
+      <w:r>
+        <w:rPr>
+          <w:rFonts w:ascii="Arial" w:hAnsi="Arial" w:cs="Arial"/>
+          <w:lang w:val="en-CA"/>
+        </w:rPr>
+        <w:t>End-to-end testing for all core workflows.</w:t>
+      </w:r>
+    </w:p>
+    <w:p>
+      <w:pPr>
+        <w:numPr>
+          <w:ilvl w:val="0"/>
+          <w:numId w:val="35"/>
+        </w:numPr>
+        <w:rPr>
+          <w:rFonts w:ascii="Arial" w:eastAsiaTheme="majorEastAsia" w:hAnsi="Arial" w:cs="Arial"/>
+          <w:b/>
+          <w:bCs/>
+          <w:color w:val="4F81BD" w:themeColor="accent1"/>
+        </w:rPr>
+      </w:pPr>
+      <w:r>
+        <w:rPr>
+          <w:rFonts w:ascii="Arial" w:eastAsiaTheme="majorEastAsia" w:hAnsi="Arial" w:cs="Arial"/>
+          <w:b/>
+          <w:bCs/>
+          <w:color w:val="4F81BD" w:themeColor="accent1"/>
+        </w:rPr>
+        <w:t>Blockers:</w:t>
+      </w:r>
+    </w:p>
+    <w:p>
+      <w:pPr>
+        <w:numPr>
+          <w:ilvl w:val="1"/>
+          <w:numId w:val="35"/>
+        </w:numPr>
+        <w:rPr>
+          <w:rFonts w:ascii="Arial" w:hAnsi="Arial" w:cs="Arial"/>
+          <w:lang w:val="en-CA"/>
+        </w:rPr>
+      </w:pPr>
+      <w:r>
+        <w:rPr>
+          <w:rFonts w:ascii="Arial" w:hAnsi="Arial" w:cs="Arial"/>
+          <w:lang w:val="en-CA"/>
+        </w:rPr>
+        <w:t>Minor delays in S3 integration due to authentication configuration.</w:t>
+      </w:r>
+    </w:p>
+    <w:p>
+      <w:pPr>
+        <w:numPr>
+          <w:ilvl w:val="1"/>
+          <w:numId w:val="35"/>
+        </w:numPr>
+        <w:rPr>
+          <w:rFonts w:ascii="Arial" w:hAnsi="Arial" w:cs="Arial"/>
+          <w:lang w:val="en-CA"/>
+        </w:rPr>
+      </w:pPr>
+      <w:r>
+        <w:rPr>
+          <w:rFonts w:ascii="Arial" w:hAnsi="Arial" w:cs="Arial"/>
+          <w:lang w:val="en-CA"/>
+        </w:rPr>
+        <w:t>Some test cases for notification service require additional mock data.</w:t>
+      </w:r>
+    </w:p>
+    <w:p>
+      <w:pPr>
+        <w:pStyle w:val="Heading2"/>
+        <w:numPr>
+          <w:ilvl w:val="0"/>
+          <w:numId w:val="5"/>
+        </w:numPr>
+        <w:rPr>
+          <w:rFonts w:ascii="Arial" w:hAnsi="Arial" w:cs="Arial"/>
+          <w:sz w:val="22"/>
+          <w:szCs w:val="22"/>
+        </w:rPr>
+      </w:pPr>
+      <w:r>
+        <w:rPr>
+          <w:rFonts w:ascii="Arial" w:hAnsi="Arial" w:cs="Arial"/>
+          <w:sz w:val="22"/>
+          <w:szCs w:val="22"/>
+        </w:rPr>
+        <w:t>Workflow and Tools Used</w:t>
+      </w:r>
+    </w:p>
+    <w:p>
+      <w:pPr>
+        <w:ind w:left="360"/>
+        <w:rPr>
+          <w:rFonts w:ascii="Arial" w:hAnsi="Arial" w:cs="Arial"/>
+          <w:b/>
+          <w:bCs/>
+          <w:u w:val="single"/>
+          <w:lang w:val="en-CA"/>
+        </w:rPr>
+      </w:pPr>
+    </w:p>
+    <w:p>
+      <w:pPr>
+        <w:pStyle w:val="ListParagraph"/>
+        <w:numPr>
+          <w:ilvl w:val="0"/>
+          <w:numId w:val="36"/>
+        </w:numPr>
+        <w:rPr>
+          <w:rFonts w:ascii="Arial" w:hAnsi="Arial" w:cs="Arial"/>
+          <w:lang w:val="en-CA"/>
+        </w:rPr>
+      </w:pPr>
+      <w:r>
+        <w:rPr>
+          <w:rFonts w:ascii="Arial" w:hAnsi="Arial" w:cs="Arial"/>
+          <w:b/>
+          <w:bCs/>
+          <w:lang w:val="en-CA"/>
+        </w:rPr>
+        <w:t>Methodologies:</w:t>
+      </w:r>
+      <w:r>
+        <w:rPr>
+          <w:rFonts w:ascii="Arial" w:hAnsi="Arial" w:cs="Arial"/>
+          <w:lang w:val="en-CA"/>
+        </w:rPr>
+        <w:t> Agile/Scrum with daily standups and sprint planning.</w:t>
+      </w:r>
+    </w:p>
+    <w:p>
+      <w:pPr>
+        <w:numPr>
+          <w:ilvl w:val="0"/>
+          <w:numId w:val="36"/>
+        </w:numPr>
+        <w:rPr>
+          <w:rFonts w:ascii="Arial" w:hAnsi="Arial" w:cs="Arial"/>
+          <w:lang w:val="en-CA"/>
+        </w:rPr>
+      </w:pPr>
+      <w:r>
+        <w:rPr>
+          <w:rFonts w:ascii="Arial" w:hAnsi="Arial" w:cs="Arial"/>
+          <w:b/>
+          <w:bCs/>
+          <w:lang w:val="en-CA"/>
+        </w:rPr>
+        <w:t>Tools:</w:t>
+      </w:r>
+    </w:p>
+    <w:p>
+      <w:pPr>
+        <w:numPr>
+          <w:ilvl w:val="1"/>
+          <w:numId w:val="36"/>
+        </w:numPr>
+        <w:rPr>
+          <w:rFonts w:ascii="Arial" w:hAnsi="Arial" w:cs="Arial"/>
+          <w:lang w:val="en-CA"/>
+        </w:rPr>
+      </w:pPr>
+      <w:r>
+        <w:rPr>
+          <w:rFonts w:ascii="Arial" w:hAnsi="Arial" w:cs="Arial"/>
+          <w:b/>
+          <w:bCs/>
+          <w:lang w:val="en-CA"/>
+        </w:rPr>
+        <w:t>GitHub:</w:t>
+      </w:r>
+      <w:r>
+        <w:rPr>
+          <w:rFonts w:ascii="Arial" w:hAnsi="Arial" w:cs="Arial"/>
+          <w:lang w:val="en-CA"/>
+        </w:rPr>
+        <w:t> Version control and code collaboration.</w:t>
+      </w:r>
+    </w:p>
+    <w:p>
+      <w:pPr>
+        <w:numPr>
+          <w:ilvl w:val="1"/>
+          <w:numId w:val="36"/>
+        </w:numPr>
+        <w:rPr>
+          <w:rFonts w:ascii="Arial" w:hAnsi="Arial" w:cs="Arial"/>
+          <w:lang w:val="en-CA"/>
+        </w:rPr>
+      </w:pPr>
+      <w:r>
+        <w:rPr>
+          <w:rFonts w:ascii="Arial" w:hAnsi="Arial" w:cs="Arial"/>
+          <w:b/>
+          <w:bCs/>
+          <w:lang w:val="en-CA"/>
+        </w:rPr>
+        <w:t>Trello:</w:t>
+      </w:r>
+      <w:r>
+        <w:rPr>
+          <w:rFonts w:ascii="Arial" w:hAnsi="Arial" w:cs="Arial"/>
+          <w:lang w:val="en-CA"/>
+        </w:rPr>
+        <w:t> Task tracking and sprint management.</w:t>
+      </w:r>
+    </w:p>
+    <w:p>
+      <w:pPr>
+        <w:numPr>
+          <w:ilvl w:val="1"/>
+          <w:numId w:val="36"/>
+        </w:numPr>
+        <w:rPr>
+          <w:rFonts w:ascii="Arial" w:hAnsi="Arial" w:cs="Arial"/>
+          <w:lang w:val="en-CA"/>
+        </w:rPr>
+      </w:pPr>
+      <w:r>
+        <w:rPr>
+          <w:rFonts w:ascii="Arial" w:hAnsi="Arial" w:cs="Arial"/>
+          <w:b/>
+          <w:bCs/>
+          <w:lang w:val="en-CA"/>
+        </w:rPr>
+        <w:lastRenderedPageBreak/>
+        <w:t>Figma:</w:t>
+      </w:r>
+      <w:r>
+        <w:rPr>
+          <w:rFonts w:ascii="Arial" w:hAnsi="Arial" w:cs="Arial"/>
+          <w:lang w:val="en-CA"/>
+        </w:rPr>
+        <w:t> UI/UX design and prototyping.</w:t>
+      </w:r>
+    </w:p>
+    <w:p>
+      <w:pPr>
+        <w:numPr>
+          <w:ilvl w:val="1"/>
+          <w:numId w:val="36"/>
+        </w:numPr>
+        <w:rPr>
+          <w:rFonts w:ascii="Arial" w:hAnsi="Arial" w:cs="Arial"/>
+          <w:lang w:val="en-CA"/>
+        </w:rPr>
+      </w:pPr>
+      <w:r>
+        <w:rPr>
+          <w:rFonts w:ascii="Arial" w:hAnsi="Arial" w:cs="Arial"/>
+          <w:b/>
+          <w:bCs/>
+          <w:lang w:val="en-CA"/>
+        </w:rPr>
+        <w:t>Postman:</w:t>
+      </w:r>
+      <w:r>
+        <w:rPr>
+          <w:rFonts w:ascii="Arial" w:hAnsi="Arial" w:cs="Arial"/>
+          <w:lang w:val="en-CA"/>
+        </w:rPr>
+        <w:t> API testing and documentation.</w:t>
+      </w:r>
+    </w:p>
+    <w:p>
+      <w:pPr>
         <w:rPr>
           <w:rFonts w:ascii="Arial" w:hAnsi="Arial" w:cs="Arial"/>
           <w:u w:val="single"/>
+          <w:lang w:val="en-CA"/>
         </w:rPr>
       </w:pPr>
+      <w:r>
+        <w:rPr>
+          <w:rFonts w:ascii="Arial" w:hAnsi="Arial" w:cs="Arial"/>
+          <w:b/>
+          <w:bCs/>
+          <w:u w:val="single"/>
+          <w:lang w:val="en-CA"/>
+        </w:rPr>
+        <w:t>Next Steps</w:t>
+      </w:r>
+    </w:p>
+    <w:p>
+      <w:pPr>
+        <w:numPr>
+          <w:ilvl w:val="0"/>
+          <w:numId w:val="37"/>
+        </w:numPr>
+        <w:rPr>
+          <w:rFonts w:ascii="Arial" w:hAnsi="Arial" w:cs="Arial"/>
+          <w:lang w:val="en-CA"/>
+        </w:rPr>
+      </w:pPr>
+      <w:r>
+        <w:rPr>
+          <w:rFonts w:ascii="Arial" w:hAnsi="Arial" w:cs="Arial"/>
+          <w:lang w:val="en-CA"/>
+        </w:rPr>
+        <w:t>Complete integration of AI suggestion and interview prep services.</w:t>
+      </w:r>
+    </w:p>
+    <w:p>
+      <w:pPr>
+        <w:numPr>
+          <w:ilvl w:val="0"/>
+          <w:numId w:val="37"/>
+        </w:numPr>
+        <w:rPr>
+          <w:rFonts w:ascii="Arial" w:hAnsi="Arial" w:cs="Arial"/>
+          <w:lang w:val="en-CA"/>
+        </w:rPr>
+      </w:pPr>
+      <w:r>
+        <w:rPr>
+          <w:rFonts w:ascii="Arial" w:hAnsi="Arial" w:cs="Arial"/>
+          <w:lang w:val="en-CA"/>
+        </w:rPr>
+        <w:t>Finalize end-to-end testing for all core features.</w:t>
+      </w:r>
+    </w:p>
+    <w:p>
+      <w:pPr>
+        <w:numPr>
+          <w:ilvl w:val="0"/>
+          <w:numId w:val="37"/>
+        </w:numPr>
+        <w:rPr>
+          <w:rFonts w:ascii="Arial" w:hAnsi="Arial" w:cs="Arial"/>
+          <w:lang w:val="en-CA"/>
+        </w:rPr>
+      </w:pPr>
+      <w:r>
+        <w:rPr>
+          <w:rFonts w:ascii="Arial" w:hAnsi="Arial" w:cs="Arial"/>
+          <w:lang w:val="en-CA"/>
+        </w:rPr>
+        <w:t>Address any remaining blockers in S3 and notification service integration.</w:t>
+      </w:r>
+    </w:p>
+    <w:p>
+      <w:pPr>
+        <w:numPr>
+          <w:ilvl w:val="0"/>
+          <w:numId w:val="37"/>
+        </w:numPr>
+        <w:rPr>
+          <w:rFonts w:ascii="Arial" w:hAnsi="Arial" w:cs="Arial"/>
+          <w:lang w:val="en-CA"/>
+        </w:rPr>
+      </w:pPr>
+      <w:r>
+        <w:rPr>
+          <w:rFonts w:ascii="Arial" w:hAnsi="Arial" w:cs="Arial"/>
+          <w:lang w:val="en-CA"/>
+        </w:rPr>
+        <w:t>Prepare for next sprint by refining backlog and prioritizing remaining tasks.</w:t>
+      </w:r>
     </w:p>
     <w:p>
       <w:pPr>
         <w:rPr>
           <w:rFonts w:ascii="Arial" w:hAnsi="Arial" w:cs="Arial"/>
           <w:u w:val="single"/>
+          <w:lang w:val="en-CA"/>
         </w:rPr>
       </w:pPr>
     </w:p>
@@ -2956,6 +3560,155 @@
     </w:lvl>
   </w:abstractNum>
   <w:abstractNum w:abstractNumId="15" w15:restartNumberingAfterBreak="0">
+    <w:nsid w:val="4B2C289D"/>
+    <w:multiLevelType w:val="multilevel"/>
+    <w:tmpl w:val="B6960B62"/>
+    <w:lvl w:ilvl="0">
+      <w:start w:val="1"/>
+      <w:numFmt w:val="bullet"/>
+      <w:lvlText w:val=""/>
+      <w:lvlJc w:val="left"/>
+      <w:pPr>
+        <w:tabs>
+          <w:tab w:val="num" w:pos="720"/>
+        </w:tabs>
+        <w:ind w:left="720" w:hanging="360"/>
+      </w:pPr>
+      <w:rPr>
+        <w:rFonts w:ascii="Symbol" w:hAnsi="Symbol" w:hint="default"/>
+        <w:sz w:val="20"/>
+      </w:rPr>
+    </w:lvl>
+    <w:lvl w:ilvl="1" w:tentative="1">
+      <w:start w:val="1"/>
+      <w:numFmt w:val="bullet"/>
+      <w:lvlText w:val=""/>
+      <w:lvlJc w:val="left"/>
+      <w:pPr>
+        <w:tabs>
+          <w:tab w:val="num" w:pos="1440"/>
+        </w:tabs>
+        <w:ind w:left="1440" w:hanging="360"/>
+      </w:pPr>
+      <w:rPr>
+        <w:rFonts w:ascii="Symbol" w:hAnsi="Symbol" w:hint="default"/>
+        <w:sz w:val="20"/>
+      </w:rPr>
+    </w:lvl>
+    <w:lvl w:ilvl="2" w:tentative="1">
+      <w:start w:val="1"/>
+      <w:numFmt w:val="bullet"/>
+      <w:lvlText w:val=""/>
+      <w:lvlJc w:val="left"/>
+      <w:pPr>
+        <w:tabs>
+          <w:tab w:val="num" w:pos="2160"/>
+        </w:tabs>
+        <w:ind w:left="2160" w:hanging="360"/>
+      </w:pPr>
+      <w:rPr>
+        <w:rFonts w:ascii="Symbol" w:hAnsi="Symbol" w:hint="default"/>
+        <w:sz w:val="20"/>
+      </w:rPr>
+    </w:lvl>
+    <w:lvl w:ilvl="3" w:tentative="1">
+      <w:start w:val="1"/>
+      <w:numFmt w:val="bullet"/>
+      <w:lvlText w:val=""/>
+      <w:lvlJc w:val="left"/>
+      <w:pPr>
+        <w:tabs>
+          <w:tab w:val="num" w:pos="2880"/>
+        </w:tabs>
+        <w:ind w:left="2880" w:hanging="360"/>
+      </w:pPr>
+      <w:rPr>
+        <w:rFonts w:ascii="Symbol" w:hAnsi="Symbol" w:hint="default"/>
+        <w:sz w:val="20"/>
+      </w:rPr>
+    </w:lvl>
+    <w:lvl w:ilvl="4" w:tentative="1">
+      <w:start w:val="1"/>
+      <w:numFmt w:val="bullet"/>
+      <w:lvlText w:val=""/>
+      <w:lvlJc w:val="left"/>
+      <w:pPr>
+        <w:tabs>
+          <w:tab w:val="num" w:pos="3600"/>
+        </w:tabs>
+        <w:ind w:left="3600" w:hanging="360"/>
+      </w:pPr>
+      <w:rPr>
+        <w:rFonts w:ascii="Symbol" w:hAnsi="Symbol" w:hint="default"/>
+        <w:sz w:val="20"/>
+      </w:rPr>
+    </w:lvl>
+    <w:lvl w:ilvl="5" w:tentative="1">
+      <w:start w:val="1"/>
+      <w:numFmt w:val="bullet"/>
+      <w:lvlText w:val=""/>
+      <w:lvlJc w:val="left"/>
+      <w:pPr>
+        <w:tabs>
+          <w:tab w:val="num" w:pos="4320"/>
+        </w:tabs>
+        <w:ind w:left="4320" w:hanging="360"/>
+      </w:pPr>
+      <w:rPr>
+        <w:rFonts w:ascii="Symbol" w:hAnsi="Symbol" w:hint="default"/>
+        <w:sz w:val="20"/>
+      </w:rPr>
+    </w:lvl>
+    <w:lvl w:ilvl="6" w:tentative="1">
+      <w:start w:val="1"/>
+      <w:numFmt w:val="bullet"/>
+      <w:lvlText w:val=""/>
+      <w:lvlJc w:val="left"/>
+      <w:pPr>
+        <w:tabs>
+          <w:tab w:val="num" w:pos="5040"/>
+        </w:tabs>
+        <w:ind w:left="5040" w:hanging="360"/>
+      </w:pPr>
+      <w:rPr>
+        <w:rFonts w:ascii="Symbol" w:hAnsi="Symbol" w:hint="default"/>
+        <w:sz w:val="20"/>
+      </w:rPr>
+    </w:lvl>
+    <w:lvl w:ilvl="7" w:tentative="1">
+      <w:start w:val="1"/>
+      <w:numFmt w:val="bullet"/>
+      <w:lvlText w:val=""/>
+      <w:lvlJc w:val="left"/>
+      <w:pPr>
+        <w:tabs>
+          <w:tab w:val="num" w:pos="5760"/>
+        </w:tabs>
+        <w:ind w:left="5760" w:hanging="360"/>
+      </w:pPr>
+      <w:rPr>
+        <w:rFonts w:ascii="Symbol" w:hAnsi="Symbol" w:hint="default"/>
+        <w:sz w:val="20"/>
+      </w:rPr>
+    </w:lvl>
+    <w:lvl w:ilvl="8" w:tentative="1">
+      <w:start w:val="1"/>
+      <w:numFmt w:val="bullet"/>
+      <w:lvlText w:val=""/>
+      <w:lvlJc w:val="left"/>
+      <w:pPr>
+        <w:tabs>
+          <w:tab w:val="num" w:pos="6480"/>
+        </w:tabs>
+        <w:ind w:left="6480" w:hanging="360"/>
+      </w:pPr>
+      <w:rPr>
+        <w:rFonts w:ascii="Symbol" w:hAnsi="Symbol" w:hint="default"/>
+        <w:sz w:val="20"/>
+      </w:rPr>
+    </w:lvl>
+  </w:abstractNum>
+  <w:abstractNum w:abstractNumId="16" w15:restartNumberingAfterBreak="0">
     <w:nsid w:val="52CB0753"/>
     <w:multiLevelType w:val="multilevel"/>
     <w:tmpl w:val="69F0B6C8"/>
@@ -3104,7 +3857,156 @@
       </w:rPr>
     </w:lvl>
   </w:abstractNum>
-  <w:abstractNum w:abstractNumId="16" w15:restartNumberingAfterBreak="0">
+  <w:abstractNum w:abstractNumId="17" w15:restartNumberingAfterBreak="0">
+    <w:nsid w:val="54922D5D"/>
+    <w:multiLevelType w:val="multilevel"/>
+    <w:tmpl w:val="0BF4DC12"/>
+    <w:lvl w:ilvl="0">
+      <w:start w:val="1"/>
+      <w:numFmt w:val="bullet"/>
+      <w:lvlText w:val=""/>
+      <w:lvlJc w:val="left"/>
+      <w:pPr>
+        <w:tabs>
+          <w:tab w:val="num" w:pos="720"/>
+        </w:tabs>
+        <w:ind w:left="720" w:hanging="360"/>
+      </w:pPr>
+      <w:rPr>
+        <w:rFonts w:ascii="Symbol" w:hAnsi="Symbol" w:hint="default"/>
+        <w:sz w:val="20"/>
+      </w:rPr>
+    </w:lvl>
+    <w:lvl w:ilvl="1" w:tentative="1">
+      <w:start w:val="1"/>
+      <w:numFmt w:val="bullet"/>
+      <w:lvlText w:val=""/>
+      <w:lvlJc w:val="left"/>
+      <w:pPr>
+        <w:tabs>
+          <w:tab w:val="num" w:pos="1440"/>
+        </w:tabs>
+        <w:ind w:left="1440" w:hanging="360"/>
+      </w:pPr>
+      <w:rPr>
+        <w:rFonts w:ascii="Symbol" w:hAnsi="Symbol" w:hint="default"/>
+        <w:sz w:val="20"/>
+      </w:rPr>
+    </w:lvl>
+    <w:lvl w:ilvl="2" w:tentative="1">
+      <w:start w:val="1"/>
+      <w:numFmt w:val="bullet"/>
+      <w:lvlText w:val=""/>
+      <w:lvlJc w:val="left"/>
+      <w:pPr>
+        <w:tabs>
+          <w:tab w:val="num" w:pos="2160"/>
+        </w:tabs>
+        <w:ind w:left="2160" w:hanging="360"/>
+      </w:pPr>
+      <w:rPr>
+        <w:rFonts w:ascii="Symbol" w:hAnsi="Symbol" w:hint="default"/>
+        <w:sz w:val="20"/>
+      </w:rPr>
+    </w:lvl>
+    <w:lvl w:ilvl="3" w:tentative="1">
+      <w:start w:val="1"/>
+      <w:numFmt w:val="bullet"/>
+      <w:lvlText w:val=""/>
+      <w:lvlJc w:val="left"/>
+      <w:pPr>
+        <w:tabs>
+          <w:tab w:val="num" w:pos="2880"/>
+        </w:tabs>
+        <w:ind w:left="2880" w:hanging="360"/>
+      </w:pPr>
+      <w:rPr>
+        <w:rFonts w:ascii="Symbol" w:hAnsi="Symbol" w:hint="default"/>
+        <w:sz w:val="20"/>
+      </w:rPr>
+    </w:lvl>
+    <w:lvl w:ilvl="4" w:tentative="1">
+      <w:start w:val="1"/>
+      <w:numFmt w:val="bullet"/>
+      <w:lvlText w:val=""/>
+      <w:lvlJc w:val="left"/>
+      <w:pPr>
+        <w:tabs>
+          <w:tab w:val="num" w:pos="3600"/>
+        </w:tabs>
+        <w:ind w:left="3600" w:hanging="360"/>
+      </w:pPr>
+      <w:rPr>
+        <w:rFonts w:ascii="Symbol" w:hAnsi="Symbol" w:hint="default"/>
+        <w:sz w:val="20"/>
+      </w:rPr>
+    </w:lvl>
+    <w:lvl w:ilvl="5" w:tentative="1">
+      <w:start w:val="1"/>
+      <w:numFmt w:val="bullet"/>
+      <w:lvlText w:val=""/>
+      <w:lvlJc w:val="left"/>
+      <w:pPr>
+        <w:tabs>
+          <w:tab w:val="num" w:pos="4320"/>
+        </w:tabs>
+        <w:ind w:left="4320" w:hanging="360"/>
+      </w:pPr>
+      <w:rPr>
+        <w:rFonts w:ascii="Symbol" w:hAnsi="Symbol" w:hint="default"/>
+        <w:sz w:val="20"/>
+      </w:rPr>
+    </w:lvl>
+    <w:lvl w:ilvl="6" w:tentative="1">
+      <w:start w:val="1"/>
+      <w:numFmt w:val="bullet"/>
+      <w:lvlText w:val=""/>
+      <w:lvlJc w:val="left"/>
+      <w:pPr>
+        <w:tabs>
+          <w:tab w:val="num" w:pos="5040"/>
+        </w:tabs>
+        <w:ind w:left="5040" w:hanging="360"/>
+      </w:pPr>
+      <w:rPr>
+        <w:rFonts w:ascii="Symbol" w:hAnsi="Symbol" w:hint="default"/>
+        <w:sz w:val="20"/>
+      </w:rPr>
+    </w:lvl>
+    <w:lvl w:ilvl="7" w:tentative="1">
+      <w:start w:val="1"/>
+      <w:numFmt w:val="bullet"/>
+      <w:lvlText w:val=""/>
+      <w:lvlJc w:val="left"/>
+      <w:pPr>
+        <w:tabs>
+          <w:tab w:val="num" w:pos="5760"/>
+        </w:tabs>
+        <w:ind w:left="5760" w:hanging="360"/>
+      </w:pPr>
+      <w:rPr>
+        <w:rFonts w:ascii="Symbol" w:hAnsi="Symbol" w:hint="default"/>
+        <w:sz w:val="20"/>
+      </w:rPr>
+    </w:lvl>
+    <w:lvl w:ilvl="8" w:tentative="1">
+      <w:start w:val="1"/>
+      <w:numFmt w:val="bullet"/>
+      <w:lvlText w:val=""/>
+      <w:lvlJc w:val="left"/>
+      <w:pPr>
+        <w:tabs>
+          <w:tab w:val="num" w:pos="6480"/>
+        </w:tabs>
+        <w:ind w:left="6480" w:hanging="360"/>
+      </w:pPr>
+      <w:rPr>
+        <w:rFonts w:ascii="Symbol" w:hAnsi="Symbol" w:hint="default"/>
+        <w:sz w:val="20"/>
+      </w:rPr>
+    </w:lvl>
+  </w:abstractNum>
+  <w:abstractNum w:abstractNumId="18" w15:restartNumberingAfterBreak="0">
     <w:nsid w:val="573E37D6"/>
     <w:multiLevelType w:val="multilevel"/>
     <w:tmpl w:val="9CF4D012"/>
@@ -3253,7 +4155,7 @@
       </w:rPr>
     </w:lvl>
   </w:abstractNum>
-  <w:abstractNum w:abstractNumId="17" w15:restartNumberingAfterBreak="0">
+  <w:abstractNum w:abstractNumId="19" w15:restartNumberingAfterBreak="0">
     <w:nsid w:val="5B0F21E0"/>
     <w:multiLevelType w:val="hybridMultilevel"/>
     <w:tmpl w:val="DA3A8806"/>
@@ -3342,7 +4244,7 @@
       </w:pPr>
     </w:lvl>
   </w:abstractNum>
-  <w:abstractNum w:abstractNumId="18" w15:restartNumberingAfterBreak="0">
+  <w:abstractNum w:abstractNumId="20" w15:restartNumberingAfterBreak="0">
     <w:nsid w:val="5B175232"/>
     <w:multiLevelType w:val="hybridMultilevel"/>
     <w:tmpl w:val="8E6AF514"/>
@@ -3455,7 +4357,7 @@
       </w:rPr>
     </w:lvl>
   </w:abstractNum>
-  <w:abstractNum w:abstractNumId="19" w15:restartNumberingAfterBreak="0">
+  <w:abstractNum w:abstractNumId="21" w15:restartNumberingAfterBreak="0">
     <w:nsid w:val="5F3F4B6A"/>
     <w:multiLevelType w:val="multilevel"/>
     <w:tmpl w:val="CA629844"/>
@@ -3604,7 +4506,7 @@
       </w:rPr>
     </w:lvl>
   </w:abstractNum>
-  <w:abstractNum w:abstractNumId="20" w15:restartNumberingAfterBreak="0">
+  <w:abstractNum w:abstractNumId="22" w15:restartNumberingAfterBreak="0">
     <w:nsid w:val="60572F67"/>
     <w:multiLevelType w:val="multilevel"/>
     <w:tmpl w:val="9C26D5D2"/>
@@ -3753,7 +4655,156 @@
       </w:rPr>
     </w:lvl>
   </w:abstractNum>
-  <w:abstractNum w:abstractNumId="21" w15:restartNumberingAfterBreak="0">
+  <w:abstractNum w:abstractNumId="23" w15:restartNumberingAfterBreak="0">
+    <w:nsid w:val="61107297"/>
+    <w:multiLevelType w:val="multilevel"/>
+    <w:tmpl w:val="A558AC86"/>
+    <w:lvl w:ilvl="0">
+      <w:start w:val="1"/>
+      <w:numFmt w:val="bullet"/>
+      <w:lvlText w:val=""/>
+      <w:lvlJc w:val="left"/>
+      <w:pPr>
+        <w:tabs>
+          <w:tab w:val="num" w:pos="720"/>
+        </w:tabs>
+        <w:ind w:left="720" w:hanging="360"/>
+      </w:pPr>
+      <w:rPr>
+        <w:rFonts w:ascii="Symbol" w:hAnsi="Symbol" w:hint="default"/>
+        <w:sz w:val="20"/>
+      </w:rPr>
+    </w:lvl>
+    <w:lvl w:ilvl="1">
+      <w:start w:val="1"/>
+      <w:numFmt w:val="bullet"/>
+      <w:lvlText w:val=""/>
+      <w:lvlJc w:val="left"/>
+      <w:pPr>
+        <w:tabs>
+          <w:tab w:val="num" w:pos="1440"/>
+        </w:tabs>
+        <w:ind w:left="1440" w:hanging="360"/>
+      </w:pPr>
+      <w:rPr>
+        <w:rFonts w:ascii="Symbol" w:hAnsi="Symbol" w:hint="default"/>
+        <w:sz w:val="20"/>
+      </w:rPr>
+    </w:lvl>
+    <w:lvl w:ilvl="2" w:tentative="1">
+      <w:start w:val="1"/>
+      <w:numFmt w:val="bullet"/>
+      <w:lvlText w:val=""/>
+      <w:lvlJc w:val="left"/>
+      <w:pPr>
+        <w:tabs>
+          <w:tab w:val="num" w:pos="2160"/>
+        </w:tabs>
+        <w:ind w:left="2160" w:hanging="360"/>
+      </w:pPr>
+      <w:rPr>
+        <w:rFonts w:ascii="Symbol" w:hAnsi="Symbol" w:hint="default"/>
+        <w:sz w:val="20"/>
+      </w:rPr>
+    </w:lvl>
+    <w:lvl w:ilvl="3" w:tentative="1">
+      <w:start w:val="1"/>
+      <w:numFmt w:val="bullet"/>
+      <w:lvlText w:val=""/>
+      <w:lvlJc w:val="left"/>
+      <w:pPr>
+        <w:tabs>
+          <w:tab w:val="num" w:pos="2880"/>
+        </w:tabs>
+        <w:ind w:left="2880" w:hanging="360"/>
+      </w:pPr>
+      <w:rPr>
+        <w:rFonts w:ascii="Symbol" w:hAnsi="Symbol" w:hint="default"/>
+        <w:sz w:val="20"/>
+      </w:rPr>
+    </w:lvl>
+    <w:lvl w:ilvl="4" w:tentative="1">
+      <w:start w:val="1"/>
+      <w:numFmt w:val="bullet"/>
+      <w:lvlText w:val=""/>
+      <w:lvlJc w:val="left"/>
+      <w:pPr>
+        <w:tabs>
+          <w:tab w:val="num" w:pos="3600"/>
+        </w:tabs>
+        <w:ind w:left="3600" w:hanging="360"/>
+      </w:pPr>
+      <w:rPr>
+        <w:rFonts w:ascii="Symbol" w:hAnsi="Symbol" w:hint="default"/>
+        <w:sz w:val="20"/>
+      </w:rPr>
+    </w:lvl>
+    <w:lvl w:ilvl="5" w:tentative="1">
+      <w:start w:val="1"/>
+      <w:numFmt w:val="bullet"/>
+      <w:lvlText w:val=""/>
+      <w:lvlJc w:val="left"/>
+      <w:pPr>
+        <w:tabs>
+          <w:tab w:val="num" w:pos="4320"/>
+        </w:tabs>
+        <w:ind w:left="4320" w:hanging="360"/>
+      </w:pPr>
+      <w:rPr>
+        <w:rFonts w:ascii="Symbol" w:hAnsi="Symbol" w:hint="default"/>
+        <w:sz w:val="20"/>
+      </w:rPr>
+    </w:lvl>
+    <w:lvl w:ilvl="6" w:tentative="1">
+      <w:start w:val="1"/>
+      <w:numFmt w:val="bullet"/>
+      <w:lvlText w:val=""/>
+      <w:lvlJc w:val="left"/>
+      <w:pPr>
+        <w:tabs>
+          <w:tab w:val="num" w:pos="5040"/>
+        </w:tabs>
+        <w:ind w:left="5040" w:hanging="360"/>
+      </w:pPr>
+      <w:rPr>
+        <w:rFonts w:ascii="Symbol" w:hAnsi="Symbol" w:hint="default"/>
+        <w:sz w:val="20"/>
+      </w:rPr>
+    </w:lvl>
+    <w:lvl w:ilvl="7" w:tentative="1">
+      <w:start w:val="1"/>
+      <w:numFmt w:val="bullet"/>
+      <w:lvlText w:val=""/>
+      <w:lvlJc w:val="left"/>
+      <w:pPr>
+        <w:tabs>
+          <w:tab w:val="num" w:pos="5760"/>
+        </w:tabs>
+        <w:ind w:left="5760" w:hanging="360"/>
+      </w:pPr>
+      <w:rPr>
+        <w:rFonts w:ascii="Symbol" w:hAnsi="Symbol" w:hint="default"/>
+        <w:sz w:val="20"/>
+      </w:rPr>
+    </w:lvl>
+    <w:lvl w:ilvl="8" w:tentative="1">
+      <w:start w:val="1"/>
+      <w:numFmt w:val="bullet"/>
+      <w:lvlText w:val=""/>
+      <w:lvlJc w:val="left"/>
+      <w:pPr>
+        <w:tabs>
+          <w:tab w:val="num" w:pos="6480"/>
+        </w:tabs>
+        <w:ind w:left="6480" w:hanging="360"/>
+      </w:pPr>
+      <w:rPr>
+        <w:rFonts w:ascii="Symbol" w:hAnsi="Symbol" w:hint="default"/>
+        <w:sz w:val="20"/>
+      </w:rPr>
+    </w:lvl>
+  </w:abstractNum>
+  <w:abstractNum w:abstractNumId="24" w15:restartNumberingAfterBreak="0">
     <w:nsid w:val="612B787B"/>
     <w:multiLevelType w:val="hybridMultilevel"/>
     <w:tmpl w:val="9704015C"/>
@@ -3866,7 +4917,7 @@
       </w:rPr>
     </w:lvl>
   </w:abstractNum>
-  <w:abstractNum w:abstractNumId="22" w15:restartNumberingAfterBreak="0">
+  <w:abstractNum w:abstractNumId="25" w15:restartNumberingAfterBreak="0">
     <w:nsid w:val="657D304E"/>
     <w:multiLevelType w:val="multilevel"/>
     <w:tmpl w:val="E3860742"/>
@@ -4006,7 +5057,7 @@
       </w:rPr>
     </w:lvl>
   </w:abstractNum>
-  <w:abstractNum w:abstractNumId="23" w15:restartNumberingAfterBreak="0">
+  <w:abstractNum w:abstractNumId="26" w15:restartNumberingAfterBreak="0">
     <w:nsid w:val="68391DFD"/>
     <w:multiLevelType w:val="multilevel"/>
     <w:tmpl w:val="5D9C7E26"/>
@@ -4155,7 +5206,7 @@
       </w:rPr>
     </w:lvl>
   </w:abstractNum>
-  <w:abstractNum w:abstractNumId="24" w15:restartNumberingAfterBreak="0">
+  <w:abstractNum w:abstractNumId="27" w15:restartNumberingAfterBreak="0">
     <w:nsid w:val="69F11E1A"/>
     <w:multiLevelType w:val="multilevel"/>
     <w:tmpl w:val="EBA02210"/>
@@ -4304,7 +5355,7 @@
       </w:rPr>
     </w:lvl>
   </w:abstractNum>
-  <w:abstractNum w:abstractNumId="25" w15:restartNumberingAfterBreak="0">
+  <w:abstractNum w:abstractNumId="28" w15:restartNumberingAfterBreak="0">
     <w:nsid w:val="6AB15883"/>
     <w:multiLevelType w:val="hybridMultilevel"/>
     <w:tmpl w:val="D0DC1FA0"/>
@@ -4416,7 +5467,7 @@
       </w:rPr>
     </w:lvl>
   </w:abstractNum>
-  <w:abstractNum w:abstractNumId="26" w15:restartNumberingAfterBreak="0">
+  <w:abstractNum w:abstractNumId="29" w15:restartNumberingAfterBreak="0">
     <w:nsid w:val="6E550202"/>
     <w:multiLevelType w:val="multilevel"/>
     <w:tmpl w:val="6D6E6DB4"/>
@@ -4565,7 +5616,7 @@
       </w:rPr>
     </w:lvl>
   </w:abstractNum>
-  <w:abstractNum w:abstractNumId="27" w15:restartNumberingAfterBreak="0">
+  <w:abstractNum w:abstractNumId="30" w15:restartNumberingAfterBreak="0">
     <w:nsid w:val="70815056"/>
     <w:multiLevelType w:val="multilevel"/>
     <w:tmpl w:val="6E24B4EA"/>
@@ -4714,7 +5765,156 @@
       </w:rPr>
     </w:lvl>
   </w:abstractNum>
-  <w:abstractNum w:abstractNumId="28" w15:restartNumberingAfterBreak="0">
+  <w:abstractNum w:abstractNumId="31" w15:restartNumberingAfterBreak="0">
+    <w:nsid w:val="70B06B88"/>
+    <w:multiLevelType w:val="multilevel"/>
+    <w:tmpl w:val="0F5E0C2C"/>
+    <w:lvl w:ilvl="0">
+      <w:start w:val="1"/>
+      <w:numFmt w:val="bullet"/>
+      <w:lvlText w:val=""/>
+      <w:lvlJc w:val="left"/>
+      <w:pPr>
+        <w:tabs>
+          <w:tab w:val="num" w:pos="720"/>
+        </w:tabs>
+        <w:ind w:left="720" w:hanging="360"/>
+      </w:pPr>
+      <w:rPr>
+        <w:rFonts w:ascii="Symbol" w:hAnsi="Symbol" w:hint="default"/>
+        <w:sz w:val="20"/>
+      </w:rPr>
+    </w:lvl>
+    <w:lvl w:ilvl="1" w:tentative="1">
+      <w:start w:val="1"/>
+      <w:numFmt w:val="bullet"/>
+      <w:lvlText w:val=""/>
+      <w:lvlJc w:val="left"/>
+      <w:pPr>
+        <w:tabs>
+          <w:tab w:val="num" w:pos="1440"/>
+        </w:tabs>
+        <w:ind w:left="1440" w:hanging="360"/>
+      </w:pPr>
+      <w:rPr>
+        <w:rFonts w:ascii="Symbol" w:hAnsi="Symbol" w:hint="default"/>
+        <w:sz w:val="20"/>
+      </w:rPr>
+    </w:lvl>
+    <w:lvl w:ilvl="2" w:tentative="1">
+      <w:start w:val="1"/>
+      <w:numFmt w:val="bullet"/>
+      <w:lvlText w:val=""/>
+      <w:lvlJc w:val="left"/>
+      <w:pPr>
+        <w:tabs>
+          <w:tab w:val="num" w:pos="2160"/>
+        </w:tabs>
+        <w:ind w:left="2160" w:hanging="360"/>
+      </w:pPr>
+      <w:rPr>
+        <w:rFonts w:ascii="Symbol" w:hAnsi="Symbol" w:hint="default"/>
+        <w:sz w:val="20"/>
+      </w:rPr>
+    </w:lvl>
+    <w:lvl w:ilvl="3" w:tentative="1">
+      <w:start w:val="1"/>
+      <w:numFmt w:val="bullet"/>
+      <w:lvlText w:val=""/>
+      <w:lvlJc w:val="left"/>
+      <w:pPr>
+        <w:tabs>
+          <w:tab w:val="num" w:pos="2880"/>
+        </w:tabs>
+        <w:ind w:left="2880" w:hanging="360"/>
+      </w:pPr>
+      <w:rPr>
+        <w:rFonts w:ascii="Symbol" w:hAnsi="Symbol" w:hint="default"/>
+        <w:sz w:val="20"/>
+      </w:rPr>
+    </w:lvl>
+    <w:lvl w:ilvl="4" w:tentative="1">
+      <w:start w:val="1"/>
+      <w:numFmt w:val="bullet"/>
+      <w:lvlText w:val=""/>
+      <w:lvlJc w:val="left"/>
+      <w:pPr>
+        <w:tabs>
+          <w:tab w:val="num" w:pos="3600"/>
+        </w:tabs>
+        <w:ind w:left="3600" w:hanging="360"/>
+      </w:pPr>
+      <w:rPr>
+        <w:rFonts w:ascii="Symbol" w:hAnsi="Symbol" w:hint="default"/>
+        <w:sz w:val="20"/>
+      </w:rPr>
+    </w:lvl>
+    <w:lvl w:ilvl="5" w:tentative="1">
+      <w:start w:val="1"/>
+      <w:numFmt w:val="bullet"/>
+      <w:lvlText w:val=""/>
+      <w:lvlJc w:val="left"/>
+      <w:pPr>
+        <w:tabs>
+          <w:tab w:val="num" w:pos="4320"/>
+        </w:tabs>
+        <w:ind w:left="4320" w:hanging="360"/>
+      </w:pPr>
+      <w:rPr>
+        <w:rFonts w:ascii="Symbol" w:hAnsi="Symbol" w:hint="default"/>
+        <w:sz w:val="20"/>
+      </w:rPr>
+    </w:lvl>
+    <w:lvl w:ilvl="6" w:tentative="1">
+      <w:start w:val="1"/>
+      <w:numFmt w:val="bullet"/>
+      <w:lvlText w:val=""/>
+      <w:lvlJc w:val="left"/>
+      <w:pPr>
+        <w:tabs>
+          <w:tab w:val="num" w:pos="5040"/>
+        </w:tabs>
+        <w:ind w:left="5040" w:hanging="360"/>
+      </w:pPr>
+      <w:rPr>
+        <w:rFonts w:ascii="Symbol" w:hAnsi="Symbol" w:hint="default"/>
+        <w:sz w:val="20"/>
+      </w:rPr>
+    </w:lvl>
+    <w:lvl w:ilvl="7" w:tentative="1">
+      <w:start w:val="1"/>
+      <w:numFmt w:val="bullet"/>
+      <w:lvlText w:val=""/>
+      <w:lvlJc w:val="left"/>
+      <w:pPr>
+        <w:tabs>
+          <w:tab w:val="num" w:pos="5760"/>
+        </w:tabs>
+        <w:ind w:left="5760" w:hanging="360"/>
+      </w:pPr>
+      <w:rPr>
+        <w:rFonts w:ascii="Symbol" w:hAnsi="Symbol" w:hint="default"/>
+        <w:sz w:val="20"/>
+      </w:rPr>
+    </w:lvl>
+    <w:lvl w:ilvl="8" w:tentative="1">
+      <w:start w:val="1"/>
+      <w:numFmt w:val="bullet"/>
+      <w:lvlText w:val=""/>
+      <w:lvlJc w:val="left"/>
+      <w:pPr>
+        <w:tabs>
+          <w:tab w:val="num" w:pos="6480"/>
+        </w:tabs>
+        <w:ind w:left="6480" w:hanging="360"/>
+      </w:pPr>
+      <w:rPr>
+        <w:rFonts w:ascii="Symbol" w:hAnsi="Symbol" w:hint="default"/>
+        <w:sz w:val="20"/>
+      </w:rPr>
+    </w:lvl>
+  </w:abstractNum>
+  <w:abstractNum w:abstractNumId="32" w15:restartNumberingAfterBreak="0">
     <w:nsid w:val="70C62BE9"/>
     <w:multiLevelType w:val="multilevel"/>
     <w:tmpl w:val="8BD4EDBE"/>
@@ -4863,7 +6063,7 @@
       </w:rPr>
     </w:lvl>
   </w:abstractNum>
-  <w:abstractNum w:abstractNumId="29" w15:restartNumberingAfterBreak="0">
+  <w:abstractNum w:abstractNumId="33" w15:restartNumberingAfterBreak="0">
     <w:nsid w:val="77B53420"/>
     <w:multiLevelType w:val="multilevel"/>
     <w:tmpl w:val="C834F118"/>
@@ -5012,7 +6212,7 @@
       </w:rPr>
     </w:lvl>
   </w:abstractNum>
-  <w:abstractNum w:abstractNumId="30" w15:restartNumberingAfterBreak="0">
+  <w:abstractNum w:abstractNumId="34" w15:restartNumberingAfterBreak="0">
     <w:nsid w:val="795C0BCC"/>
     <w:multiLevelType w:val="multilevel"/>
     <w:tmpl w:val="755007AC"/>
@@ -5161,7 +6361,156 @@
       </w:rPr>
     </w:lvl>
   </w:abstractNum>
-  <w:abstractNum w:abstractNumId="31" w15:restartNumberingAfterBreak="0">
+  <w:abstractNum w:abstractNumId="35" w15:restartNumberingAfterBreak="0">
+    <w:nsid w:val="79B61223"/>
+    <w:multiLevelType w:val="multilevel"/>
+    <w:tmpl w:val="12386D8C"/>
+    <w:lvl w:ilvl="0">
+      <w:start w:val="1"/>
+      <w:numFmt w:val="bullet"/>
+      <w:lvlText w:val=""/>
+      <w:lvlJc w:val="left"/>
+      <w:pPr>
+        <w:tabs>
+          <w:tab w:val="num" w:pos="720"/>
+        </w:tabs>
+        <w:ind w:left="720" w:hanging="360"/>
+      </w:pPr>
+      <w:rPr>
+        <w:rFonts w:ascii="Symbol" w:hAnsi="Symbol" w:hint="default"/>
+        <w:sz w:val="20"/>
+      </w:rPr>
+    </w:lvl>
+    <w:lvl w:ilvl="1">
+      <w:start w:val="1"/>
+      <w:numFmt w:val="bullet"/>
+      <w:lvlText w:val=""/>
+      <w:lvlJc w:val="left"/>
+      <w:pPr>
+        <w:tabs>
+          <w:tab w:val="num" w:pos="1440"/>
+        </w:tabs>
+        <w:ind w:left="1440" w:hanging="360"/>
+      </w:pPr>
+      <w:rPr>
+        <w:rFonts w:ascii="Symbol" w:hAnsi="Symbol" w:hint="default"/>
+        <w:sz w:val="20"/>
+      </w:rPr>
+    </w:lvl>
+    <w:lvl w:ilvl="2" w:tentative="1">
+      <w:start w:val="1"/>
+      <w:numFmt w:val="bullet"/>
+      <w:lvlText w:val=""/>
+      <w:lvlJc w:val="left"/>
+      <w:pPr>
+        <w:tabs>
+          <w:tab w:val="num" w:pos="2160"/>
+        </w:tabs>
+        <w:ind w:left="2160" w:hanging="360"/>
+      </w:pPr>
+      <w:rPr>
+        <w:rFonts w:ascii="Symbol" w:hAnsi="Symbol" w:hint="default"/>
+        <w:sz w:val="20"/>
+      </w:rPr>
+    </w:lvl>
+    <w:lvl w:ilvl="3" w:tentative="1">
+      <w:start w:val="1"/>
+      <w:numFmt w:val="bullet"/>
+      <w:lvlText w:val=""/>
+      <w:lvlJc w:val="left"/>
+      <w:pPr>
+        <w:tabs>
+          <w:tab w:val="num" w:pos="2880"/>
+        </w:tabs>
+        <w:ind w:left="2880" w:hanging="360"/>
+      </w:pPr>
+      <w:rPr>
+        <w:rFonts w:ascii="Symbol" w:hAnsi="Symbol" w:hint="default"/>
+        <w:sz w:val="20"/>
+      </w:rPr>
+    </w:lvl>
+    <w:lvl w:ilvl="4" w:tentative="1">
+      <w:start w:val="1"/>
+      <w:numFmt w:val="bullet"/>
+      <w:lvlText w:val=""/>
+      <w:lvlJc w:val="left"/>
+      <w:pPr>
+        <w:tabs>
+          <w:tab w:val="num" w:pos="3600"/>
+        </w:tabs>
+        <w:ind w:left="3600" w:hanging="360"/>
+      </w:pPr>
+      <w:rPr>
+        <w:rFonts w:ascii="Symbol" w:hAnsi="Symbol" w:hint="default"/>
+        <w:sz w:val="20"/>
+      </w:rPr>
+    </w:lvl>
+    <w:lvl w:ilvl="5" w:tentative="1">
+      <w:start w:val="1"/>
+      <w:numFmt w:val="bullet"/>
+      <w:lvlText w:val=""/>
+      <w:lvlJc w:val="left"/>
+      <w:pPr>
+        <w:tabs>
+          <w:tab w:val="num" w:pos="4320"/>
+        </w:tabs>
+        <w:ind w:left="4320" w:hanging="360"/>
+      </w:pPr>
+      <w:rPr>
+        <w:rFonts w:ascii="Symbol" w:hAnsi="Symbol" w:hint="default"/>
+        <w:sz w:val="20"/>
+      </w:rPr>
+    </w:lvl>
+    <w:lvl w:ilvl="6" w:tentative="1">
+      <w:start w:val="1"/>
+      <w:numFmt w:val="bullet"/>
+      <w:lvlText w:val=""/>
+      <w:lvlJc w:val="left"/>
+      <w:pPr>
+        <w:tabs>
+          <w:tab w:val="num" w:pos="5040"/>
+        </w:tabs>
+        <w:ind w:left="5040" w:hanging="360"/>
+      </w:pPr>
+      <w:rPr>
+        <w:rFonts w:ascii="Symbol" w:hAnsi="Symbol" w:hint="default"/>
+        <w:sz w:val="20"/>
+      </w:rPr>
+    </w:lvl>
+    <w:lvl w:ilvl="7" w:tentative="1">
+      <w:start w:val="1"/>
+      <w:numFmt w:val="bullet"/>
+      <w:lvlText w:val=""/>
+      <w:lvlJc w:val="left"/>
+      <w:pPr>
+        <w:tabs>
+          <w:tab w:val="num" w:pos="5760"/>
+        </w:tabs>
+        <w:ind w:left="5760" w:hanging="360"/>
+      </w:pPr>
+      <w:rPr>
+        <w:rFonts w:ascii="Symbol" w:hAnsi="Symbol" w:hint="default"/>
+        <w:sz w:val="20"/>
+      </w:rPr>
+    </w:lvl>
+    <w:lvl w:ilvl="8" w:tentative="1">
+      <w:start w:val="1"/>
+      <w:numFmt w:val="bullet"/>
+      <w:lvlText w:val=""/>
+      <w:lvlJc w:val="left"/>
+      <w:pPr>
+        <w:tabs>
+          <w:tab w:val="num" w:pos="6480"/>
+        </w:tabs>
+        <w:ind w:left="6480" w:hanging="360"/>
+      </w:pPr>
+      <w:rPr>
+        <w:rFonts w:ascii="Symbol" w:hAnsi="Symbol" w:hint="default"/>
+        <w:sz w:val="20"/>
+      </w:rPr>
+    </w:lvl>
+  </w:abstractNum>
+  <w:abstractNum w:abstractNumId="36" w15:restartNumberingAfterBreak="0">
     <w:nsid w:val="7CB04EE3"/>
     <w:multiLevelType w:val="multilevel"/>
     <w:tmpl w:val="3E56C168"/>
@@ -5323,19 +6672,19 @@
     <w:abstractNumId w:val="5"/>
   </w:num>
   <w:num w:numId="5" w16cid:durableId="121464037">
-    <w:abstractNumId w:val="17"/>
+    <w:abstractNumId w:val="19"/>
   </w:num>
   <w:num w:numId="6" w16cid:durableId="610011219">
-    <w:abstractNumId w:val="22"/>
+    <w:abstractNumId w:val="25"/>
   </w:num>
   <w:num w:numId="7" w16cid:durableId="46880034">
-    <w:abstractNumId w:val="26"/>
+    <w:abstractNumId w:val="29"/>
   </w:num>
   <w:num w:numId="8" w16cid:durableId="24445515">
-    <w:abstractNumId w:val="16"/>
+    <w:abstractNumId w:val="18"/>
   </w:num>
   <w:num w:numId="9" w16cid:durableId="2030522153">
-    <w:abstractNumId w:val="28"/>
+    <w:abstractNumId w:val="32"/>
   </w:num>
   <w:num w:numId="10" w16cid:durableId="2111505969">
     <w:abstractNumId w:val="4"/>
@@ -5344,28 +6693,28 @@
     <w:abstractNumId w:val="3"/>
   </w:num>
   <w:num w:numId="12" w16cid:durableId="469446920">
-    <w:abstractNumId w:val="20"/>
+    <w:abstractNumId w:val="22"/>
   </w:num>
   <w:num w:numId="13" w16cid:durableId="1526476505">
-    <w:abstractNumId w:val="15"/>
+    <w:abstractNumId w:val="16"/>
   </w:num>
   <w:num w:numId="14" w16cid:durableId="42023486">
     <w:abstractNumId w:val="9"/>
   </w:num>
   <w:num w:numId="15" w16cid:durableId="1190142572">
-    <w:abstractNumId w:val="19"/>
+    <w:abstractNumId w:val="21"/>
   </w:num>
   <w:num w:numId="16" w16cid:durableId="1175460353">
-    <w:abstractNumId w:val="27"/>
+    <w:abstractNumId w:val="30"/>
   </w:num>
   <w:num w:numId="17" w16cid:durableId="640885750">
     <w:abstractNumId w:val="11"/>
   </w:num>
   <w:num w:numId="18" w16cid:durableId="669873675">
-    <w:abstractNumId w:val="31"/>
+    <w:abstractNumId w:val="36"/>
   </w:num>
   <w:num w:numId="19" w16cid:durableId="30768314">
-    <w:abstractNumId w:val="24"/>
+    <w:abstractNumId w:val="27"/>
   </w:num>
   <w:num w:numId="20" w16cid:durableId="2042435704">
     <w:abstractNumId w:val="7"/>
@@ -5377,10 +6726,10 @@
     <w:abstractNumId w:val="12"/>
   </w:num>
   <w:num w:numId="23" w16cid:durableId="1533612379">
-    <w:abstractNumId w:val="30"/>
+    <w:abstractNumId w:val="34"/>
   </w:num>
   <w:num w:numId="24" w16cid:durableId="1032993209">
-    <w:abstractNumId w:val="23"/>
+    <w:abstractNumId w:val="26"/>
   </w:num>
   <w:num w:numId="25" w16cid:durableId="2103912019">
     <w:abstractNumId w:val="14"/>
@@ -5389,22 +6738,37 @@
     <w:abstractNumId w:val="0"/>
   </w:num>
   <w:num w:numId="27" w16cid:durableId="1796563795">
-    <w:abstractNumId w:val="25"/>
+    <w:abstractNumId w:val="28"/>
   </w:num>
   <w:num w:numId="28" w16cid:durableId="1405639240">
-    <w:abstractNumId w:val="29"/>
+    <w:abstractNumId w:val="33"/>
   </w:num>
   <w:num w:numId="29" w16cid:durableId="59602936">
     <w:abstractNumId w:val="13"/>
   </w:num>
   <w:num w:numId="30" w16cid:durableId="1672835805">
-    <w:abstractNumId w:val="18"/>
+    <w:abstractNumId w:val="20"/>
   </w:num>
   <w:num w:numId="31" w16cid:durableId="1088888655">
-    <w:abstractNumId w:val="21"/>
+    <w:abstractNumId w:val="24"/>
   </w:num>
   <w:num w:numId="32" w16cid:durableId="1356079630">
     <w:abstractNumId w:val="6"/>
+  </w:num>
+  <w:num w:numId="33" w16cid:durableId="97528696">
+    <w:abstractNumId w:val="15"/>
+  </w:num>
+  <w:num w:numId="34" w16cid:durableId="303311667">
+    <w:abstractNumId w:val="17"/>
+  </w:num>
+  <w:num w:numId="35" w16cid:durableId="1985770756">
+    <w:abstractNumId w:val="35"/>
+  </w:num>
+  <w:num w:numId="36" w16cid:durableId="427237834">
+    <w:abstractNumId w:val="23"/>
+  </w:num>
+  <w:num w:numId="37" w16cid:durableId="780153367">
+    <w:abstractNumId w:val="31"/>
   </w:num>
 </w:numbering>
 </file>
@@ -6022,7 +7386,6 @@
   <w:style w:type="character" w:default="1" w:styleId="DefaultParagraphFont">
     <w:name w:val="Default Paragraph Font"/>
     <w:uiPriority w:val="1"/>
-    <w:semiHidden/>
     <w:unhideWhenUsed/>
   </w:style>
   <w:style w:type="table" w:default="1" w:styleId="TableNormal">
